--- a/4to Año/AyOCII/TP5-RodriguezdelBustoSofia.docx
+++ b/4to Año/AyOCII/TP5-RodriguezdelBustoSofia.docx
@@ -2659,19 +2659,7 @@
         <w:rPr>
           <w:spacing w:val="-2"/>
         </w:rPr>
-        <w:t xml:space="preserve">Porcentaje de utilización de LOAD*promedio total de instrucciones + Porcentaje de utilización de STORE* </w:t>
-      </w:r>
-      <w:r>
-        <w:rPr>
-          <w:spacing w:val="-2"/>
-        </w:rPr>
-        <w:t>promedio total de instrucciones</w:t>
-      </w:r>
-      <w:r>
-        <w:rPr>
-          <w:spacing w:val="-2"/>
-        </w:rPr>
-        <w:t xml:space="preserve"> = 0,30*50 *10</w:t>
+        <w:t>Porcentaje de utilización de LOAD*promedio total de instrucciones + Porcentaje de utilización de STORE* promedio total de instrucciones = 0,30*50 *10</w:t>
       </w:r>
       <w:r>
         <w:rPr>
@@ -2684,13 +2672,7 @@
         <w:rPr>
           <w:spacing w:val="-2"/>
         </w:rPr>
-        <w:t>instrucciones/s + 0,15*</w:t>
-      </w:r>
-      <w:r>
-        <w:rPr>
-          <w:spacing w:val="-2"/>
-        </w:rPr>
-        <w:t>50 *10</w:t>
+        <w:t>instrucciones/s + 0,15*50 *10</w:t>
       </w:r>
       <w:r>
         <w:rPr>
@@ -2703,13 +2685,7 @@
         <w:rPr>
           <w:spacing w:val="-2"/>
         </w:rPr>
-        <w:t>instrucciones</w:t>
-      </w:r>
-      <w:r>
-        <w:rPr>
-          <w:spacing w:val="-2"/>
-        </w:rPr>
-        <w:t xml:space="preserve"> = 22,5 * 10</w:t>
+        <w:t>instrucciones = 22,5 * 10</w:t>
       </w:r>
       <w:r>
         <w:rPr>
@@ -3921,21 +3897,7 @@
                 <w:rFonts w:ascii="Times New Roman"/>
                 <w:sz w:val="20"/>
               </w:rPr>
-              <w:t>(</w:t>
-            </w:r>
-            <w:r>
-              <w:rPr>
-                <w:rFonts w:ascii="Times New Roman"/>
-                <w:sz w:val="20"/>
-              </w:rPr>
-              <w:t>10101</w:t>
-            </w:r>
-            <w:r>
-              <w:rPr>
-                <w:rFonts w:ascii="Times New Roman"/>
-                <w:sz w:val="20"/>
-              </w:rPr>
-              <w:t>)</w:t>
+              <w:t>(10101)</w:t>
             </w:r>
             <w:r>
               <w:rPr>
@@ -4046,35 +4008,7 @@
                 <w:rFonts w:ascii="Times New Roman"/>
                 <w:sz w:val="20"/>
               </w:rPr>
-              <w:t>(</w:t>
-            </w:r>
-            <w:r>
-              <w:rPr>
-                <w:rFonts w:ascii="Times New Roman"/>
-                <w:sz w:val="20"/>
-              </w:rPr>
-              <w:t>1</w:t>
-            </w:r>
-            <w:r>
-              <w:rPr>
-                <w:rFonts w:ascii="Times New Roman"/>
-                <w:sz w:val="20"/>
-              </w:rPr>
-              <w:t>101</w:t>
-            </w:r>
-            <w:r>
-              <w:rPr>
-                <w:rFonts w:ascii="Times New Roman"/>
-                <w:sz w:val="20"/>
-              </w:rPr>
-              <w:t>1</w:t>
-            </w:r>
-            <w:r>
-              <w:rPr>
-                <w:rFonts w:ascii="Times New Roman"/>
-                <w:sz w:val="20"/>
-              </w:rPr>
-              <w:t>)</w:t>
+              <w:t>(11011)</w:t>
             </w:r>
             <w:r>
               <w:rPr>
@@ -6170,10 +6104,7 @@
         <w:jc w:val="center"/>
       </w:pPr>
       <w:r>
-        <w:t>C</w:t>
-      </w:r>
-      <w:r>
-        <w:t xml:space="preserve">) Después </w:t>
+        <w:t xml:space="preserve">C) Después </w:t>
       </w:r>
       <w:proofErr w:type="gramStart"/>
       <w:r>
@@ -6853,14 +6784,7 @@
                 <w:rFonts w:ascii="Times New Roman"/>
                 <w:sz w:val="20"/>
               </w:rPr>
-              <w:t>Memoria</w:t>
-            </w:r>
-            <w:r>
-              <w:rPr>
-                <w:rFonts w:ascii="Times New Roman"/>
-                <w:sz w:val="20"/>
-              </w:rPr>
-              <w:t>(</w:t>
+              <w:t>Memoria(</w:t>
             </w:r>
             <w:proofErr w:type="gramEnd"/>
             <w:r>
@@ -7055,10 +6979,7 @@
         <w:jc w:val="center"/>
       </w:pPr>
       <w:r>
-        <w:t>D</w:t>
-      </w:r>
-      <w:r>
-        <w:t xml:space="preserve">) Después </w:t>
+        <w:t xml:space="preserve">D) Después </w:t>
       </w:r>
       <w:proofErr w:type="gramStart"/>
       <w:r>
@@ -7945,14 +7866,7 @@
                 <w:rFonts w:ascii="Times New Roman"/>
                 <w:sz w:val="20"/>
               </w:rPr>
-              <w:t>Memoria</w:t>
-            </w:r>
-            <w:r>
-              <w:rPr>
-                <w:rFonts w:ascii="Times New Roman"/>
-                <w:sz w:val="20"/>
-              </w:rPr>
-              <w:t>(</w:t>
+              <w:t>Memoria(</w:t>
             </w:r>
             <w:proofErr w:type="gramEnd"/>
             <w:r>
@@ -7992,10 +7906,7 @@
         <w:jc w:val="center"/>
       </w:pPr>
       <w:r>
-        <w:t>E</w:t>
-      </w:r>
-      <w:r>
-        <w:t xml:space="preserve">) Después </w:t>
+        <w:t xml:space="preserve">E) Después </w:t>
       </w:r>
       <w:proofErr w:type="gramStart"/>
       <w:r>
@@ -8916,10 +8827,7 @@
         </w:rPr>
       </w:pPr>
       <w:r>
-        <w:t>F</w:t>
-      </w:r>
-      <w:r>
-        <w:t xml:space="preserve">) Después </w:t>
+        <w:t xml:space="preserve">F) Después </w:t>
       </w:r>
       <w:proofErr w:type="gramStart"/>
       <w:r>
@@ -9568,14 +9476,7 @@
                 <w:rFonts w:ascii="Times New Roman"/>
                 <w:sz w:val="20"/>
               </w:rPr>
-              <w:t>0</w:t>
-            </w:r>
-            <w:r>
-              <w:rPr>
-                <w:rFonts w:ascii="Times New Roman"/>
-                <w:sz w:val="20"/>
-              </w:rPr>
-              <w:t>0</w:t>
+              <w:t>00</w:t>
             </w:r>
             <w:r>
               <w:rPr>
@@ -9846,10 +9747,7 @@
         </w:rPr>
       </w:pPr>
       <w:r>
-        <w:t>G</w:t>
-      </w:r>
-      <w:r>
-        <w:t xml:space="preserve">) Después </w:t>
+        <w:t xml:space="preserve">G) Después </w:t>
       </w:r>
       <w:proofErr w:type="gramStart"/>
       <w:r>
@@ -10079,14 +9977,7 @@
                 <w:rFonts w:ascii="Times New Roman"/>
                 <w:sz w:val="20"/>
               </w:rPr>
-              <w:t>Memoria</w:t>
-            </w:r>
-            <w:r>
-              <w:rPr>
-                <w:rFonts w:ascii="Times New Roman"/>
-                <w:sz w:val="20"/>
-              </w:rPr>
-              <w:t>(</w:t>
+              <w:t>Memoria(</w:t>
             </w:r>
             <w:proofErr w:type="gramEnd"/>
             <w:r>
@@ -11587,26 +11478,26 @@
         <w:rPr>
           <w:lang w:val="es-AR"/>
         </w:rPr>
-        <w:t xml:space="preserve">La localidad espacial se basa en la tendencia de los programas a acceder a posiciones de memoria </w:t>
+        <w:t>La localidad espacial se basa en la tendencia de los programas a acceder a posiciones de memoria que se encuentran próximas entre sí. E</w:t>
       </w:r>
       <w:r>
         <w:rPr>
           <w:lang w:val="es-AR"/>
         </w:rPr>
+        <w:t>s decir, c</w:t>
+      </w:r>
+      <w:r>
+        <w:rPr>
+          <w:lang w:val="es-AR"/>
+        </w:rPr>
+        <w:t xml:space="preserve">uando se accede a una dirección de memoria, es muy </w:t>
+      </w:r>
+      <w:r>
+        <w:rPr>
+          <w:lang w:val="es-AR"/>
+        </w:rPr>
         <w:lastRenderedPageBreak/>
-        <w:t>que se encuentran próximas entre sí. E</w:t>
-      </w:r>
-      <w:r>
-        <w:rPr>
-          <w:lang w:val="es-AR"/>
-        </w:rPr>
-        <w:t>s decir, c</w:t>
-      </w:r>
-      <w:r>
-        <w:rPr>
-          <w:lang w:val="es-AR"/>
-        </w:rPr>
-        <w:t>uando se accede a una dirección de memoria, es muy probable que pronto se necesiten datos almacenados en direcciones cercanas. Esto sucede, por ejemplo, al recorrer un arreglo o al ejecutar instrucciones de manera secuencial en un programa. Para aprovechar esta propiedad, la memoria caché carga la dirección solicitad</w:t>
+        <w:t>probable que pronto se necesiten datos almacenados en direcciones cercanas. Esto sucede, por ejemplo, al recorrer un arreglo o al ejecutar instrucciones de manera secuencial en un programa. Para aprovechar esta propiedad, la memoria caché carga la dirección solicitad</w:t>
       </w:r>
       <w:r>
         <w:rPr>
@@ -12558,6 +12449,7 @@
       <w:ind w:left="141"/>
       <w:rPr>
         <w:rFonts w:ascii="Arial MT" w:hAnsi="Arial MT"/>
+        <w:spacing w:val="-2"/>
         <w:sz w:val="21"/>
       </w:rPr>
     </w:pPr>
@@ -12572,11 +12464,30 @@
   </w:p>
   <w:p>
     <w:pPr>
-      <w:pStyle w:val="Textoindependiente"/>
+      <w:spacing w:before="2"/>
+      <w:ind w:left="141"/>
       <w:rPr>
         <w:rFonts w:ascii="Arial MT"/>
       </w:rPr>
     </w:pPr>
+    <w:proofErr w:type="spellStart"/>
+    <w:r>
+      <w:rPr>
+        <w:rFonts w:ascii="Arial MT" w:hAnsi="Arial MT"/>
+        <w:spacing w:val="-2"/>
+        <w:sz w:val="21"/>
+      </w:rPr>
+      <w:t>Rodriguez</w:t>
+    </w:r>
+    <w:proofErr w:type="spellEnd"/>
+    <w:r>
+      <w:rPr>
+        <w:rFonts w:ascii="Arial MT" w:hAnsi="Arial MT"/>
+        <w:spacing w:val="-2"/>
+        <w:sz w:val="21"/>
+      </w:rPr>
+      <w:t xml:space="preserve"> del Busto, Sofia</w:t>
+    </w:r>
   </w:p>
   <w:p>
     <w:pPr>
